--- a/druki/kacik-dyrektora/word/Kacik_Dyrektora_Pomoc_PP_PCTP.docx
+++ b/druki/kacik-dyrektora/word/Kacik_Dyrektora_Pomoc_PP_PCTP.docx
@@ -759,7 +759,7 @@
                 <w:sz w:val="12"/>
                 <w:szCs w:val="12"/>
               </w:rPr>
-              <w:t xml:space="preserve">. Ustawa z dnia 14 grudnia 2016 r. — Prawo oświatowe (t.j. Dz.U. z 2024 r. poz. 737, z późn. zm.) — art. 68 ust. 1 pkt 2 i 6. Dane osobowe zgodnie z RODO (UE) 2016/679. </w:t>
+              <w:t xml:space="preserve">. Ustawa z dnia 14 grudnia 2016 r. — Prawo oświatowe (t.j. Dz.U. z 2026 r. poz. 820, z późn. zm.) — art. 68 ust. 1 pkt 2 i 6. Dane osobowe zgodnie z RODO (UE) 2016/679. </w:t>
             </w:r>
           </w:p>
         </w:tc>
@@ -7294,7 +7294,7 @@
                 <w:sz w:val="12"/>
                 <w:szCs w:val="12"/>
               </w:rPr>
-              <w:t xml:space="preserve">; rozporządzenie MEN z dnia 17 marca 2017 r. o szczegółowej organizacji publicznych szkół i przedszkoli (Dz.U. z 2017 r. poz. 649, z późn. zm.). Art. 68 ust. 1 pkt 6 ustawy — Prawo oświatowe (t.j. Dz.U. z 2024 r. poz. 737, z późn. zm.). Dane osobowe zgodnie z RODO (UE) 2016/679.</w:t>
+              <w:t xml:space="preserve">; rozporządzenie MEN z dnia 28 lutego 2019 r. w sprawie szczegółowej organizacji publicznych szkół i publicznych przedszkoli (t.j. Dz.U. z 2023 r. poz. 2736, z późn. zm.). Art. 68 ust. 1 pkt 6 ustawy — Prawo oświatowe (t.j. Dz.U. z 2026 r. poz. 820, z późn. zm.). Dane osobowe zgodnie z RODO (UE) 2016/679.</w:t>
             </w:r>
           </w:p>
         </w:tc>
@@ -23592,7 +23592,7 @@
                 <w:sz w:val="12"/>
                 <w:szCs w:val="12"/>
               </w:rPr>
-              <w:t xml:space="preserve"> ustawy — Prawo oświatowe (t.j. Dz.U. z 2024 r. poz. 737, z późn. zm.) — dyrektor przedstawia radzie pedagogicznej wnioski ze sprawowanego nadzoru i informacje o działalności przedszkola; </w:t>
+              <w:t xml:space="preserve"> ustawy — Prawo oświatowe (t.j. Dz.U. z 2026 r. poz. 820, z późn. zm.) — dyrektor przedstawia radzie pedagogicznej wnioski ze sprawowanego nadzoru i informacje o działalności przedszkola; </w:t>
             </w:r>
             <w:r>
               <w:rPr>
